--- a/Bank_customer_report.docx
+++ b/Bank_customer_report.docx
@@ -17,6 +17,14 @@
       </w:r>
       <w:r>
         <w:t>I want you people to help me with my account settings</w:t>
+      </w:r>
+    </w:p>
+    <w:p>
+      <w:r>
+        <w:t>-------------------Report----------------</w:t>
+      </w:r>
+      <w:r>
+        <w:t>My transaction is not working properly</w:t>
       </w:r>
     </w:p>
     <w:sectPr>
